--- a/Ambit_Implementation_Case_Study_Candidate_Brief.docx
+++ b/Ambit_Implementation_Case_Study_Candidate_Brief.docx
@@ -1843,7 +1843,7 @@
               <w:spacing w:after="40" w:before="0"/>
             </w:pPr>
             <w:r>
-              <w:t xml:space="preserve">Convert 10-digit NDCs to the 11-digit billing format and split out dosage form, route, and strength so billing rules can match on them.</w:t>
+              <w:t xml:space="preserve">Standardize code formats and split out dosage form, route, and strength so billing rules can match on them.</w:t>
             </w:r>
           </w:p>
         </w:tc>
@@ -2268,7 +2268,7 @@
               <w:spacing w:after="40" w:before="0"/>
             </w:pPr>
             <w:r>
-              <w:t xml:space="preserve">Small typed functions under a read-only identity. The agent, the pipeline, and the eval suite use the same tools, and every call is traced. The function names are illustrative; design your own.</w:t>
+              <w:t xml:space="preserve">Small typed functions under a read-only identity, shared by the agent, the pipeline, and the eval suite, with every call traced. The diagram shows one example; which tools you need, and what they take and return, is part of your design.</w:t>
             </w:r>
           </w:p>
         </w:tc>
@@ -2523,7 +2523,7 @@
               <w:spacing w:after="40" w:before="0"/>
             </w:pPr>
             <w:r>
-              <w:t xml:space="preserve">Representative business scenarios run against the real tools before every release. It scores the codes produced, not how the answer reads.</w:t>
+              <w:t xml:space="preserve">Business scenarios you define, run against the real tools before every release.</w:t>
             </w:r>
           </w:p>
         </w:tc>

--- a/Ambit_Implementation_Case_Study_Candidate_Brief.docx
+++ b/Ambit_Implementation_Case_Study_Candidate_Brief.docx
@@ -5955,7 +5955,7 @@
         <w:spacing w:after="120"/>
       </w:pPr>
       <w:r>
-        <w:t xml:space="preserve">We provide the following files. Public reference files are complete; claims and CPT data are synthetic.</w:t>
+        <w:t xml:space="preserve">The data pack is in the data-pack folder of the case study repository, github.com/Ambit-RD/ambit-implementation-case-study, with a README describing each file. Reference files are complete and unmodified; claims and CPT data are synthetic.</w:t>
       </w:r>
     </w:p>
     <w:tbl>
@@ -6096,7 +6096,7 @@
               <w:spacing w:after="40" w:before="0"/>
             </w:pPr>
             <w:r>
-              <w:t xml:space="preserve">ICD-10-CM code set</w:t>
+              <w:t xml:space="preserve">ICD-10-CM code set, FY2027</w:t>
             </w:r>
           </w:p>
         </w:tc>
@@ -6146,7 +6146,7 @@
               <w:spacing w:after="40" w:before="0"/>
             </w:pPr>
             <w:r>
-              <w:t xml:space="preserve">Current fiscal year; updated annually</w:t>
+              <w:t xml:space="preserve">Effective October 1, 2026; updated annually</w:t>
             </w:r>
           </w:p>
         </w:tc>
@@ -6176,7 +6176,7 @@
               <w:spacing w:after="40" w:before="0"/>
             </w:pPr>
             <w:r>
-              <w:t xml:space="preserve">NDC Directory snapshot</w:t>
+              <w:t xml:space="preserve">NDC Directory snapshot, October 19, 2026</w:t>
             </w:r>
           </w:p>
         </w:tc>
@@ -6256,7 +6256,7 @@
               <w:spacing w:after="40" w:before="0"/>
             </w:pPr>
             <w:r>
-              <w:t xml:space="preserve">HCPCS Level II file</w:t>
+              <w:t xml:space="preserve">HCPCS Level II files, July and October 2026</w:t>
             </w:r>
           </w:p>
         </w:tc>
@@ -6336,7 +6336,7 @@
               <w:spacing w:after="40" w:before="0"/>
             </w:pPr>
             <w:r>
-              <w:t xml:space="preserve">ASP NDC-HCPCS crosswalk, two consecutive quarters</w:t>
+              <w:t xml:space="preserve">ASP NDC-HCPCS crosswalk, July and October 2026</w:t>
             </w:r>
           </w:p>
         </w:tc>
